--- a/tools/myCustomBlockly/製作積木教學/iMi/完整ino程式依積木分割/ESP32Car2規劃.docx
+++ b/tools/myCustomBlockly/製作積木教學/iMi/完整ino程式依積木分割/ESP32Car2規劃.docx
@@ -1,6 +1,6 @@
 
 <file path=word/document.xml><?xml version="1.0" encoding="utf-8"?>
-<w:document xmlns:wpc="http://schemas.microsoft.com/office/word/2010/wordprocessingCanvas" xmlns:cx="http://schemas.microsoft.com/office/drawing/2014/chartex" xmlns:cx1="http://schemas.microsoft.com/office/drawing/2015/9/8/chartex" xmlns:cx2="http://schemas.microsoft.com/office/drawing/2015/10/21/chartex" xmlns:cx3="http://schemas.microsoft.com/office/drawing/2016/5/9/chartex" xmlns:cx4="http://schemas.microsoft.com/office/drawing/2016/5/10/chartex" xmlns:cx5="http://schemas.microsoft.com/office/drawing/2016/5/11/chartex" xmlns:cx6="http://schemas.microsoft.com/office/drawing/2016/5/12/chartex" xmlns:cx7="http://schemas.microsoft.com/office/drawing/2016/5/13/chartex" xmlns:cx8="http://schemas.microsoft.com/office/drawing/2016/5/14/chartex" xmlns:mc="http://schemas.openxmlformats.org/markup-compatibility/2006" xmlns:aink="http://schemas.microsoft.com/office/drawing/2016/ink" xmlns:am3d="http://schemas.microsoft.com/office/drawing/2017/model3d" xmlns:o="urn:schemas-microsoft-com:office:office" xmlns:r="http://schemas.openxmlformats.org/officeDocument/2006/relationships" xmlns:m="http://schemas.openxmlformats.org/officeDocument/2006/math" xmlns:v="urn:schemas-microsoft-com:vml" xmlns:wp14="http://schemas.microsoft.com/office/word/2010/wordprocessingDrawing" xmlns:wp="http://schemas.openxmlformats.org/drawingml/2006/wordprocessingDrawing" xmlns:w10="urn:schemas-microsoft-com:office:word" xmlns:w="http://schemas.openxmlformats.org/wordprocessingml/2006/main" xmlns:w14="http://schemas.microsoft.com/office/word/2010/wordml" xmlns:w15="http://schemas.microsoft.com/office/word/2012/wordml" xmlns:w16cex="http://schemas.microsoft.com/office/word/2018/wordml/cex" xmlns:w16cid="http://schemas.microsoft.com/office/word/2016/wordml/cid" xmlns:w16="http://schemas.microsoft.com/office/word/2018/wordml" xmlns:w16sdtdh="http://schemas.microsoft.com/office/word/2020/wordml/sdtdatahash" xmlns:w16se="http://schemas.microsoft.com/office/word/2015/wordml/symex" xmlns:wpg="http://schemas.microsoft.com/office/word/2010/wordprocessingGroup" xmlns:wpi="http://schemas.microsoft.com/office/word/2010/wordprocessingInk" xmlns:wne="http://schemas.microsoft.com/office/word/2006/wordml" xmlns:wps="http://schemas.microsoft.com/office/word/2010/wordprocessingShape" mc:Ignorable="w14 w15 w16se w16cid w16 w16cex w16sdtdh wp14">
+<w:document xmlns:wpc="http://schemas.microsoft.com/office/word/2010/wordprocessingCanvas" xmlns:cx="http://schemas.microsoft.com/office/drawing/2014/chartex" xmlns:mc="http://schemas.openxmlformats.org/markup-compatibility/2006" xmlns:o="urn:schemas-microsoft-com:office:office" xmlns:r="http://schemas.openxmlformats.org/officeDocument/2006/relationships" xmlns:m="http://schemas.openxmlformats.org/officeDocument/2006/math" xmlns:v="urn:schemas-microsoft-com:vml" xmlns:wp14="http://schemas.microsoft.com/office/word/2010/wordprocessingDrawing" xmlns:wp="http://schemas.openxmlformats.org/drawingml/2006/wordprocessingDrawing" xmlns:w10="urn:schemas-microsoft-com:office:word" xmlns:w="http://schemas.openxmlformats.org/wordprocessingml/2006/main" xmlns:w14="http://schemas.microsoft.com/office/word/2010/wordml" xmlns:w15="http://schemas.microsoft.com/office/word/2012/wordml" xmlns:w16se="http://schemas.microsoft.com/office/word/2015/wordml/symex" xmlns:wpg="http://schemas.microsoft.com/office/word/2010/wordprocessingGroup" xmlns:wpi="http://schemas.microsoft.com/office/word/2010/wordprocessingInk" xmlns:wne="http://schemas.microsoft.com/office/word/2006/wordml" xmlns:wps="http://schemas.microsoft.com/office/word/2010/wordprocessingShape" mc:Ignorable="w14 w15 w16se wp14">
   <w:body>
     <w:p>
       <w:r>
@@ -7165,6 +7165,7 @@
       <w:tblPr>
         <w:tblStyle w:val="a3"/>
         <w:tblW w:w="0" w:type="auto"/>
+        <w:shd w:val="clear" w:color="auto" w:fill="262626" w:themeFill="text1" w:themeFillTint="D9"/>
         <w:tblLook w:val="04A0" w:firstRow="1" w:lastRow="0" w:firstColumn="1" w:lastColumn="0" w:noHBand="0" w:noVBand="1"/>
       </w:tblPr>
       <w:tblGrid>
@@ -7175,6 +7176,7 @@
         <w:tc>
           <w:tcPr>
             <w:tcW w:w="4106" w:type="dxa"/>
+            <w:shd w:val="clear" w:color="auto" w:fill="262626" w:themeFill="text1" w:themeFillTint="D9"/>
           </w:tcPr>
           <w:p>
             <w:pPr>
@@ -7842,7 +7844,7 @@
                 </mc:Choice>
                 <mc:Fallback>
                   <w:pict>
-                    <v:shape w14:anchorId="6C390F53" id="手繪多邊形: 圖案 7" o:spid="_x0000_s1069" style="width:154.85pt;height:139.2pt;visibility:visible;mso-wrap-style:square;mso-left-percent:-10001;mso-top-percent:-10001;mso-position-horizontal:absolute;mso-position-horizontal-relative:char;mso-position-vertical:absolute;mso-position-vertical-relative:line;mso-left-percent:-10001;mso-top-percent:-10001;v-text-anchor:top" coordsize="1085850,1767840" o:spt="100" o:gfxdata="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" adj="-11796480,,5400" path="m91629,1761627r2064,1556c93641,1767035,90056,1770650,90831,1764652r798,-3025xm21339,c44759,,57118,82019,91601,r971175,c1070809,,1077320,18106,1077320,40441r,161758c1077320,206387,1077816,263008,1078567,352254r511,61189l1026160,380326r4819,166971l1079788,499948r555,68427l1081675,740824r-55515,-34743l1030979,873052r51289,-49756l1083121,942899r662,103070l1081818,1066668r-55658,-34832l1030979,1198807r53405,-51808l1084864,1232961v177,34872,335,68922,470,101811l1085429,1362013r-1314,6207c1082636,1377739,1081818,1386359,1081818,1392423r-55658,-34832l1030979,1524562r54398,-52771l1085759,1477290r75,38166c1085966,1649890,1085316,1738323,1083375,1738323l114126,1708440v-11591,23068,-17736,37696,-20775,46662l91629,1761627r-4884,-3685c70971,1779208,79797,1681048,69508,1675681,59219,1670314,80484,1703128,,1712389l6794,40441c6794,18106,13306,,21339,xe" fillcolor="#4472c4 [3204]" strokecolor="#1f3763 [1604]" strokeweight="1pt">
+                    <v:shape w14:anchorId="6C390F53" id="手繪多邊形: 圖案 7" o:spid="_x0000_s1069" style="width:154.85pt;height:139.2pt;visibility:visible;mso-wrap-style:square;mso-left-percent:-10001;mso-top-percent:-10001;mso-position-horizontal:absolute;mso-position-horizontal-relative:char;mso-position-vertical:absolute;mso-position-vertical-relative:line;mso-left-percent:-10001;mso-top-percent:-10001;v-text-anchor:top" coordsize="1085850,1767840" o:spt="100" o:gfxdata="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" adj="-11796480,,5400" path="m91629,1761627r2064,1556c93641,1767035,90056,1770650,90831,1764652r798,-3025xm21339,c44759,,57118,82019,91601,r971175,c1070809,,1077320,18106,1077320,40441r,161758c1077320,206387,1077816,263008,1078567,352254r511,61189l1026160,380326r4819,166971l1079788,499948r555,68427l1081675,740824r-55515,-34743l1030979,873052r51289,-49756l1083121,942899r662,103070l1081818,1066668r-55658,-34832l1030979,1198807r53405,-51808l1084864,1232961v177,34872,335,68922,470,101811l1085429,1362013r-1314,6207c1082636,1377739,1081818,1386359,1081818,1392423r-55658,-34832l1030979,1524562r54398,-52771l1085759,1477290r75,38166c1085966,1649890,1085316,1738323,1083375,1738323l114126,1708440v-11591,23068,-17736,37696,-20775,46662l91629,1761627r-4884,-3685c70971,1779208,79797,1681048,69508,1675681,59219,1670314,80484,1703128,,1712389l6794,40441c6794,18106,13306,,21339,xe" fillcolor="#4472c4 [3204]" strokecolor="#1f3763 [1604]" strokeweight="1pt">
                       <v:stroke joinstyle="miter"/>
                       <v:formulas/>
                       <v:path arrowok="t" o:connecttype="custom" o:connectlocs="165959,1761627;169697,1763183;164514,1764652;38649,0;165908,0;1924908,0;1951250,40441;1951250,202199;1953509,352254;1954435,413443;1858589,380326;1867317,547297;1955720,499948;1956726,568375;1959138,740824;1858589,706081;1867317,873052;1960212,823296;1961757,942899;1962956,1045969;1959397,1066668;1858589,1031836;1867317,1198807;1964045,1146999;1964914,1232961;1965765,1334772;1965937,1362013;1963558,1368220;1959397,1392423;1858589,1357591;1867317,1524562;1965843,1471791;1966535,1477290;1966671,1515456;1962217,1738323;206706,1708440;169078,1755102;165959,1761627;157113,1757942;125893,1675681;0,1712389;12305,40441;38649,0" o:connectangles="0,0,0,0,0,0,0,0,0,0,0,0,0,0,0,0,0,0,0,0,0,0,0,0,0,0,0,0,0,0,0,0,0,0,0,0,0,0,0,0,0,0,0" textboxrect="0,0,1085850,1767840"/>
@@ -8826,7 +8828,7 @@
               <w:rPr>
                 <w:color w:val="538135" w:themeColor="accent6" w:themeShade="BF"/>
               </w:rPr>
-              <w:t>''</w:t>
+              <w:t>'</w:t>
             </w:r>
             <w:r>
               <w:rPr>
@@ -8931,6 +8933,22 @@
                 <w:szCs w:val="16"/>
               </w:rPr>
               <w:t>);</w:t>
+            </w:r>
+            <w:r>
+              <w:rPr>
+                <w:color w:val="538135" w:themeColor="accent6" w:themeShade="BF"/>
+                <w:sz w:val="18"/>
+                <w:szCs w:val="16"/>
+              </w:rPr>
+              <w:t xml:space="preserve"> </w:t>
+            </w:r>
+            <w:r>
+              <w:rPr>
+                <w:color w:val="538135" w:themeColor="accent6" w:themeShade="BF"/>
+                <w:sz w:val="18"/>
+                <w:szCs w:val="16"/>
+              </w:rPr>
+              <w:t>\n</w:t>
             </w:r>
             <w:r>
               <w:rPr>
@@ -9805,7 +9823,7 @@
               <w:rPr>
                 <w:color w:val="538135" w:themeColor="accent6" w:themeShade="BF"/>
               </w:rPr>
-              <w:t>''</w:t>
+              <w:t>'</w:t>
             </w:r>
             <w:r>
               <w:rPr>
@@ -9866,6 +9884,14 @@
                 <w:szCs w:val="16"/>
               </w:rPr>
               <w:t>";</w:t>
+            </w:r>
+            <w:r>
+              <w:rPr>
+                <w:color w:val="538135" w:themeColor="accent6" w:themeShade="BF"/>
+                <w:sz w:val="18"/>
+                <w:szCs w:val="16"/>
+              </w:rPr>
+              <w:t>\n</w:t>
             </w:r>
             <w:r>
               <w:rPr>
@@ -9883,7 +9909,7 @@
               <w:rPr>
                 <w:color w:val="538135" w:themeColor="accent6" w:themeShade="BF"/>
               </w:rPr>
-              <w:t>''</w:t>
+              <w:t>'</w:t>
             </w:r>
             <w:r>
               <w:rPr>
@@ -9944,6 +9970,14 @@
                 <w:szCs w:val="16"/>
               </w:rPr>
               <w:t>";</w:t>
+            </w:r>
+            <w:r>
+              <w:rPr>
+                <w:color w:val="538135" w:themeColor="accent6" w:themeShade="BF"/>
+                <w:sz w:val="18"/>
+                <w:szCs w:val="16"/>
+              </w:rPr>
+              <w:t>\n</w:t>
             </w:r>
             <w:r>
               <w:rPr>
@@ -10616,7 +10650,7 @@
               <w:rPr>
                 <w:color w:val="538135" w:themeColor="accent6" w:themeShade="BF"/>
               </w:rPr>
-              <w:t>''</w:t>
+              <w:t>'</w:t>
             </w:r>
             <w:r>
               <w:rPr>
@@ -10677,6 +10711,14 @@
                 <w:szCs w:val="16"/>
               </w:rPr>
               <w:t>";</w:t>
+            </w:r>
+            <w:r>
+              <w:rPr>
+                <w:color w:val="538135" w:themeColor="accent6" w:themeShade="BF"/>
+                <w:sz w:val="18"/>
+                <w:szCs w:val="16"/>
+              </w:rPr>
+              <w:t>\n</w:t>
             </w:r>
             <w:r>
               <w:rPr>
@@ -11761,7 +11803,7 @@
                 </mc:Choice>
                 <mc:Fallback>
                   <w:pict>
-                    <v:group w14:anchorId="51035C22" id="群組 49" o:spid="_x0000_s1085" style="width:217.4pt;height:20.75pt;mso-position-horizontal-relative:char;mso-position-vertical-relative:line" coordsize="27607,2635" o:gfxdata="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">
+                    <v:group w14:anchorId="51035C22" id="群組 49" o:spid="_x0000_s1085" style="width:217.4pt;height:20.75pt;mso-position-horizontal-relative:char;mso-position-vertical-relative:line" coordsize="27607,2635" o:gfxdata="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">
                       <v:shape id="_x0000_s1086" style="position:absolute;width:27607;height:2635;visibility:visible;mso-wrap-style:square;v-text-anchor:middle" coordsize="4625868,375557" o:spt="100" o:gfxdata="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" adj="-11796480,,5400" path="m119183,127411c119183,92841,147207,,181777,l4563274,v34570,,62594,28024,62594,62594l4625868,312963v,34570,-28024,62594,-62594,62594l181777,375557v-34570,,-54974,-100467,-54974,-135037l10319,315726,,77770r119183,49641xe" fillcolor="#ffc000 [3207]" strokecolor="#7f5f00 [1607]" strokeweight="1pt">
                         <v:stroke joinstyle="miter"/>
                         <v:formulas/>
@@ -12004,7 +12046,7 @@
               <w:rPr>
                 <w:color w:val="538135" w:themeColor="accent6" w:themeShade="BF"/>
               </w:rPr>
-              <w:t>''</w:t>
+              <w:t>'</w:t>
             </w:r>
             <w:r>
               <w:rPr>
@@ -12085,6 +12127,14 @@
             <w:r>
               <w:rPr>
                 <w:color w:val="538135" w:themeColor="accent6" w:themeShade="BF"/>
+                <w:sz w:val="18"/>
+                <w:szCs w:val="16"/>
+              </w:rPr>
+              <w:t>\n</w:t>
+            </w:r>
+            <w:r>
+              <w:rPr>
+                <w:color w:val="538135" w:themeColor="accent6" w:themeShade="BF"/>
               </w:rPr>
               <w:t>'</w:t>
             </w:r>
@@ -12102,7 +12152,7 @@
               <w:rPr>
                 <w:color w:val="538135" w:themeColor="accent6" w:themeShade="BF"/>
               </w:rPr>
-              <w:t>''</w:t>
+              <w:t>'</w:t>
             </w:r>
             <w:r>
               <w:rPr>
@@ -12167,6 +12217,14 @@
             <w:r>
               <w:rPr>
                 <w:color w:val="538135" w:themeColor="accent6" w:themeShade="BF"/>
+                <w:sz w:val="18"/>
+                <w:szCs w:val="16"/>
+              </w:rPr>
+              <w:t>\n</w:t>
+            </w:r>
+            <w:r>
+              <w:rPr>
+                <w:color w:val="538135" w:themeColor="accent6" w:themeShade="BF"/>
               </w:rPr>
               <w:t>'</w:t>
             </w:r>
@@ -12184,7 +12242,7 @@
               <w:rPr>
                 <w:color w:val="538135" w:themeColor="accent6" w:themeShade="BF"/>
               </w:rPr>
-              <w:t>''</w:t>
+              <w:t>'</w:t>
             </w:r>
             <w:r>
               <w:rPr>
@@ -12245,6 +12303,14 @@
                 <w:szCs w:val="16"/>
               </w:rPr>
               <w:t>";</w:t>
+            </w:r>
+            <w:r>
+              <w:rPr>
+                <w:color w:val="538135" w:themeColor="accent6" w:themeShade="BF"/>
+                <w:sz w:val="18"/>
+                <w:szCs w:val="16"/>
+              </w:rPr>
+              <w:t>\n</w:t>
             </w:r>
             <w:r>
               <w:rPr>
@@ -12262,7 +12328,7 @@
               <w:rPr>
                 <w:color w:val="538135" w:themeColor="accent6" w:themeShade="BF"/>
               </w:rPr>
-              <w:t>''</w:t>
+              <w:t>'</w:t>
             </w:r>
             <w:r>
               <w:rPr>
@@ -12323,6 +12389,22 @@
                 <w:szCs w:val="16"/>
               </w:rPr>
               <w:t>;</w:t>
+            </w:r>
+            <w:r>
+              <w:rPr>
+                <w:color w:val="538135" w:themeColor="accent6" w:themeShade="BF"/>
+                <w:sz w:val="18"/>
+                <w:szCs w:val="16"/>
+              </w:rPr>
+              <w:t xml:space="preserve"> </w:t>
+            </w:r>
+            <w:r>
+              <w:rPr>
+                <w:color w:val="538135" w:themeColor="accent6" w:themeShade="BF"/>
+                <w:sz w:val="18"/>
+                <w:szCs w:val="16"/>
+              </w:rPr>
+              <w:t>\n</w:t>
             </w:r>
             <w:r>
               <w:rPr>
@@ -12341,6 +12423,7 @@
         <w:tc>
           <w:tcPr>
             <w:tcW w:w="4190" w:type="dxa"/>
+            <w:shd w:val="clear" w:color="auto" w:fill="262626" w:themeFill="text1" w:themeFillTint="D9"/>
           </w:tcPr>
           <w:p>
             <w:pPr>
@@ -15090,6 +15173,7 @@
         <w:tc>
           <w:tcPr>
             <w:tcW w:w="4106" w:type="dxa"/>
+            <w:shd w:val="clear" w:color="auto" w:fill="262626" w:themeFill="text1" w:themeFillTint="D9"/>
           </w:tcPr>
           <w:p>
             <w:pPr>
@@ -15525,6 +15609,7 @@
         <w:tc>
           <w:tcPr>
             <w:tcW w:w="4190" w:type="dxa"/>
+            <w:shd w:val="clear" w:color="auto" w:fill="262626" w:themeFill="text1" w:themeFillTint="D9"/>
           </w:tcPr>
           <w:p>
             <w:pPr>
@@ -15726,6 +15811,7 @@
         <w:tc>
           <w:tcPr>
             <w:tcW w:w="4106" w:type="dxa"/>
+            <w:shd w:val="clear" w:color="auto" w:fill="262626" w:themeFill="text1" w:themeFillTint="D9"/>
           </w:tcPr>
           <w:p>
             <w:pPr>
@@ -16147,7 +16233,6 @@
               <w:adjustRightInd w:val="0"/>
               <w:snapToGrid w:val="0"/>
               <w:rPr>
-                <w:rFonts w:hint="eastAsia"/>
                 <w:noProof/>
               </w:rPr>
             </w:pPr>
@@ -16156,6 +16241,7 @@
         <w:tc>
           <w:tcPr>
             <w:tcW w:w="4190" w:type="dxa"/>
+            <w:shd w:val="clear" w:color="auto" w:fill="262626" w:themeFill="text1" w:themeFillTint="D9"/>
           </w:tcPr>
           <w:p>
             <w:pPr>
@@ -16544,6 +16630,7 @@
         <w:tc>
           <w:tcPr>
             <w:tcW w:w="4106" w:type="dxa"/>
+            <w:shd w:val="clear" w:color="auto" w:fill="262626" w:themeFill="text1" w:themeFillTint="D9"/>
           </w:tcPr>
           <w:p>
             <w:r>
@@ -17077,6 +17164,7 @@
         <w:tc>
           <w:tcPr>
             <w:tcW w:w="4190" w:type="dxa"/>
+            <w:shd w:val="clear" w:color="auto" w:fill="262626" w:themeFill="text1" w:themeFillTint="D9"/>
           </w:tcPr>
           <w:p>
             <w:pPr>
@@ -17148,7 +17236,7 @@
               <w:rPr>
                 <w:color w:val="538135" w:themeColor="accent6" w:themeShade="BF"/>
               </w:rPr>
-              <w:t>''</w:t>
+              <w:t>'</w:t>
             </w:r>
             <w:r>
               <w:rPr>
@@ -17203,16 +17291,10 @@
             <w:r>
               <w:rPr>
                 <w:color w:val="538135" w:themeColor="accent6" w:themeShade="BF"/>
-              </w:rPr>
-              <w:t xml:space="preserve"> </w:t>
-            </w:r>
-            <w:r>
-              <w:rPr>
-                <w:color w:val="538135" w:themeColor="accent6" w:themeShade="BF"/>
-                <w:sz w:val="18"/>
-                <w:szCs w:val="16"/>
-              </w:rPr>
-              <w:t xml:space="preserve">\n </w:t>
+                <w:sz w:val="18"/>
+                <w:szCs w:val="16"/>
+              </w:rPr>
+              <w:t>\n</w:t>
             </w:r>
             <w:r>
               <w:rPr>
@@ -17237,6 +17319,7 @@
         <w:tc>
           <w:tcPr>
             <w:tcW w:w="4106" w:type="dxa"/>
+            <w:shd w:val="clear" w:color="auto" w:fill="262626" w:themeFill="text1" w:themeFillTint="D9"/>
           </w:tcPr>
           <w:p>
             <w:r>
@@ -17560,6 +17643,7 @@
         <w:tc>
           <w:tcPr>
             <w:tcW w:w="4190" w:type="dxa"/>
+            <w:shd w:val="clear" w:color="auto" w:fill="262626" w:themeFill="text1" w:themeFillTint="D9"/>
           </w:tcPr>
           <w:p>
             <w:pPr>
@@ -17914,12 +17998,14 @@
         <w:tc>
           <w:tcPr>
             <w:tcW w:w="4106" w:type="dxa"/>
+            <w:shd w:val="clear" w:color="auto" w:fill="262626" w:themeFill="text1" w:themeFillTint="D9"/>
           </w:tcPr>
           <w:p/>
         </w:tc>
         <w:tc>
           <w:tcPr>
             <w:tcW w:w="4190" w:type="dxa"/>
+            <w:shd w:val="clear" w:color="auto" w:fill="262626" w:themeFill="text1" w:themeFillTint="D9"/>
           </w:tcPr>
           <w:p/>
         </w:tc>
@@ -17928,6 +18014,7 @@
         <w:tc>
           <w:tcPr>
             <w:tcW w:w="4106" w:type="dxa"/>
+            <w:shd w:val="clear" w:color="auto" w:fill="262626" w:themeFill="text1" w:themeFillTint="D9"/>
           </w:tcPr>
           <w:p>
             <w:r>
@@ -18540,6 +18627,7 @@
         <w:tc>
           <w:tcPr>
             <w:tcW w:w="4190" w:type="dxa"/>
+            <w:shd w:val="clear" w:color="auto" w:fill="262626" w:themeFill="text1" w:themeFillTint="D9"/>
           </w:tcPr>
           <w:p>
             <w:pPr>
@@ -18566,11 +18654,18 @@
             </w:r>
           </w:p>
           <w:p>
+            <w:pPr>
+              <w:rPr>
+                <w:color w:val="FF0000"/>
+                <w:sz w:val="18"/>
+                <w:szCs w:val="16"/>
+              </w:rPr>
+            </w:pPr>
             <w:r>
               <w:rPr>
                 <w:color w:val="538135" w:themeColor="accent6" w:themeShade="BF"/>
               </w:rPr>
-              <w:t>''</w:t>
+              <w:t>'</w:t>
             </w:r>
             <w:r>
               <w:rPr>
@@ -18607,6 +18702,47 @@
                 <w:szCs w:val="16"/>
               </w:rPr>
               <w:t>dropdown_mqttTopic</w:t>
+            </w:r>
+          </w:p>
+          <w:p>
+            <w:pPr>
+              <w:rPr>
+                <w:rFonts w:hint="eastAsia"/>
+              </w:rPr>
+            </w:pPr>
+            <w:r>
+              <w:rPr>
+                <w:color w:val="FF0000"/>
+                <w:sz w:val="18"/>
+                <w:szCs w:val="16"/>
+              </w:rPr>
+              <w:t>(</w:t>
+            </w:r>
+            <w:r>
+              <w:rPr>
+                <w:rFonts w:hint="eastAsia"/>
+                <w:color w:val="FF0000"/>
+                <w:sz w:val="18"/>
+                <w:szCs w:val="16"/>
+              </w:rPr>
+              <w:t>不</w:t>
+            </w:r>
+            <w:r>
+              <w:rPr>
+                <w:color w:val="FF0000"/>
+                <w:sz w:val="18"/>
+                <w:szCs w:val="16"/>
+              </w:rPr>
+              <w:t>用換行</w:t>
+            </w:r>
+            <w:r>
+              <w:rPr>
+                <w:rFonts w:hint="eastAsia"/>
+                <w:color w:val="FF0000"/>
+                <w:sz w:val="18"/>
+                <w:szCs w:val="16"/>
+              </w:rPr>
+              <w:t>)</w:t>
             </w:r>
           </w:p>
         </w:tc>
@@ -18615,6 +18751,7 @@
         <w:tc>
           <w:tcPr>
             <w:tcW w:w="4106" w:type="dxa"/>
+            <w:shd w:val="clear" w:color="auto" w:fill="262626" w:themeFill="text1" w:themeFillTint="D9"/>
           </w:tcPr>
           <w:p>
             <w:pPr>
@@ -19090,6 +19227,7 @@
         <w:tc>
           <w:tcPr>
             <w:tcW w:w="4190" w:type="dxa"/>
+            <w:shd w:val="clear" w:color="auto" w:fill="262626" w:themeFill="text1" w:themeFillTint="D9"/>
           </w:tcPr>
           <w:p>
             <w:pPr>
@@ -19194,6 +19332,7 @@
         <w:tc>
           <w:tcPr>
             <w:tcW w:w="4106" w:type="dxa"/>
+            <w:shd w:val="clear" w:color="auto" w:fill="262626" w:themeFill="text1" w:themeFillTint="D9"/>
           </w:tcPr>
           <w:p>
             <w:r>
@@ -19611,6 +19750,7 @@
         <w:tc>
           <w:tcPr>
             <w:tcW w:w="4190" w:type="dxa"/>
+            <w:shd w:val="clear" w:color="auto" w:fill="262626" w:themeFill="text1" w:themeFillTint="D9"/>
           </w:tcPr>
           <w:p>
             <w:pPr>
@@ -19709,6 +19849,7 @@
         <w:tc>
           <w:tcPr>
             <w:tcW w:w="4106" w:type="dxa"/>
+            <w:shd w:val="clear" w:color="auto" w:fill="262626" w:themeFill="text1" w:themeFillTint="D9"/>
           </w:tcPr>
           <w:p>
             <w:r>
@@ -20160,6 +20301,7 @@
         <w:tc>
           <w:tcPr>
             <w:tcW w:w="4190" w:type="dxa"/>
+            <w:shd w:val="clear" w:color="auto" w:fill="262626" w:themeFill="text1" w:themeFillTint="D9"/>
           </w:tcPr>
           <w:p>
             <w:pPr>
@@ -20338,6 +20480,7 @@
         <w:tc>
           <w:tcPr>
             <w:tcW w:w="4106" w:type="dxa"/>
+            <w:shd w:val="clear" w:color="auto" w:fill="262626" w:themeFill="text1" w:themeFillTint="D9"/>
           </w:tcPr>
           <w:p>
             <w:r>
@@ -20366,6 +20509,7 @@
         <w:tc>
           <w:tcPr>
             <w:tcW w:w="4190" w:type="dxa"/>
+            <w:shd w:val="clear" w:color="auto" w:fill="262626" w:themeFill="text1" w:themeFillTint="D9"/>
           </w:tcPr>
           <w:p>
             <w:pPr>
@@ -20383,6 +20527,7 @@
         <w:tc>
           <w:tcPr>
             <w:tcW w:w="4106" w:type="dxa"/>
+            <w:shd w:val="clear" w:color="auto" w:fill="262626" w:themeFill="text1" w:themeFillTint="D9"/>
           </w:tcPr>
           <w:p>
             <w:pPr>
@@ -21016,6 +21161,7 @@
         <w:tc>
           <w:tcPr>
             <w:tcW w:w="4190" w:type="dxa"/>
+            <w:shd w:val="clear" w:color="auto" w:fill="262626" w:themeFill="text1" w:themeFillTint="D9"/>
           </w:tcPr>
           <w:p>
             <w:pPr>
@@ -21052,16 +21198,17 @@
             <w:pPr>
               <w:spacing w:line="260" w:lineRule="exact"/>
               <w:rPr>
-                <w:sz w:val="18"/>
-                <w:szCs w:val="16"/>
-              </w:rPr>
-            </w:pPr>
-            <w:r>
-              <w:rPr>
                 <w:color w:val="538135" w:themeColor="accent6" w:themeShade="BF"/>
               </w:rPr>
-              <w:t>''</w:t>
-            </w:r>
+            </w:pPr>
+            <w:r>
+              <w:rPr>
+                <w:color w:val="538135" w:themeColor="accent6" w:themeShade="BF"/>
+              </w:rPr>
+              <w:t>'</w:t>
+            </w:r>
+            <w:bookmarkStart w:id="0" w:name="_GoBack"/>
+            <w:bookmarkEnd w:id="0"/>
             <w:r>
               <w:rPr>
                 <w:sz w:val="18"/>
@@ -21117,6 +21264,49 @@
                 <w:color w:val="538135" w:themeColor="accent6" w:themeShade="BF"/>
               </w:rPr>
               <w:t>'</w:t>
+            </w:r>
+          </w:p>
+          <w:p>
+            <w:pPr>
+              <w:spacing w:line="260" w:lineRule="exact"/>
+              <w:rPr>
+                <w:sz w:val="18"/>
+                <w:szCs w:val="16"/>
+              </w:rPr>
+            </w:pPr>
+            <w:r>
+              <w:rPr>
+                <w:color w:val="FF0000"/>
+                <w:sz w:val="18"/>
+                <w:szCs w:val="16"/>
+              </w:rPr>
+              <w:t>(</w:t>
+            </w:r>
+            <w:r>
+              <w:rPr>
+                <w:rFonts w:hint="eastAsia"/>
+                <w:color w:val="FF0000"/>
+                <w:sz w:val="18"/>
+                <w:szCs w:val="16"/>
+              </w:rPr>
+              <w:t>不</w:t>
+            </w:r>
+            <w:r>
+              <w:rPr>
+                <w:color w:val="FF0000"/>
+                <w:sz w:val="18"/>
+                <w:szCs w:val="16"/>
+              </w:rPr>
+              <w:t>用換行</w:t>
+            </w:r>
+            <w:r>
+              <w:rPr>
+                <w:rFonts w:hint="eastAsia"/>
+                <w:color w:val="FF0000"/>
+                <w:sz w:val="18"/>
+                <w:szCs w:val="16"/>
+              </w:rPr>
+              <w:t>)</w:t>
             </w:r>
           </w:p>
         </w:tc>
@@ -21125,6 +21315,7 @@
         <w:tc>
           <w:tcPr>
             <w:tcW w:w="4106" w:type="dxa"/>
+            <w:shd w:val="clear" w:color="auto" w:fill="262626" w:themeFill="text1" w:themeFillTint="D9"/>
           </w:tcPr>
           <w:p>
             <w:r>
@@ -21547,6 +21738,7 @@
         <w:tc>
           <w:tcPr>
             <w:tcW w:w="4190" w:type="dxa"/>
+            <w:shd w:val="clear" w:color="auto" w:fill="262626" w:themeFill="text1" w:themeFillTint="D9"/>
           </w:tcPr>
           <w:p>
             <w:pPr>
@@ -21716,6 +21908,7 @@
         <w:tc>
           <w:tcPr>
             <w:tcW w:w="4106" w:type="dxa"/>
+            <w:shd w:val="clear" w:color="auto" w:fill="262626" w:themeFill="text1" w:themeFillTint="D9"/>
           </w:tcPr>
           <w:p>
             <w:r>
@@ -22114,6 +22307,7 @@
         <w:tc>
           <w:tcPr>
             <w:tcW w:w="4190" w:type="dxa"/>
+            <w:shd w:val="clear" w:color="auto" w:fill="262626" w:themeFill="text1" w:themeFillTint="D9"/>
           </w:tcPr>
           <w:p>
             <w:pPr>
@@ -22213,6 +22407,7 @@
         <w:tc>
           <w:tcPr>
             <w:tcW w:w="4106" w:type="dxa"/>
+            <w:shd w:val="clear" w:color="auto" w:fill="262626" w:themeFill="text1" w:themeFillTint="D9"/>
           </w:tcPr>
           <w:p>
             <w:r>
@@ -22656,6 +22851,7 @@
         <w:tc>
           <w:tcPr>
             <w:tcW w:w="4190" w:type="dxa"/>
+            <w:shd w:val="clear" w:color="auto" w:fill="262626" w:themeFill="text1" w:themeFillTint="D9"/>
           </w:tcPr>
           <w:p>
             <w:pPr>
@@ -22825,6 +23021,7 @@
         <w:tc>
           <w:tcPr>
             <w:tcW w:w="4106" w:type="dxa"/>
+            <w:shd w:val="clear" w:color="auto" w:fill="262626" w:themeFill="text1" w:themeFillTint="D9"/>
           </w:tcPr>
           <w:p>
             <w:r>
@@ -23243,6 +23440,7 @@
         <w:tc>
           <w:tcPr>
             <w:tcW w:w="4190" w:type="dxa"/>
+            <w:shd w:val="clear" w:color="auto" w:fill="262626" w:themeFill="text1" w:themeFillTint="D9"/>
           </w:tcPr>
           <w:p>
             <w:pPr>
@@ -23558,7 +23756,7 @@
       </w:pPr>
     </w:p>
     <w:sectPr>
-      <w:pgSz w:w="11906" w:h="16838"/>
+      <w:pgSz w:w="11906" w:h="16838" w:code="9"/>
       <w:pgMar w:top="284" w:right="284" w:bottom="284" w:left="284" w:header="851" w:footer="992" w:gutter="0"/>
       <w:cols w:space="425"/>
       <w:docGrid w:type="lines" w:linePitch="360"/>
@@ -23568,7 +23766,7 @@
 </file>
 
 <file path=word/endnotes.xml><?xml version="1.0" encoding="utf-8"?>
-<w:endnotes xmlns:wpc="http://schemas.microsoft.com/office/word/2010/wordprocessingCanvas" xmlns:cx="http://schemas.microsoft.com/office/drawing/2014/chartex" xmlns:cx1="http://schemas.microsoft.com/office/drawing/2015/9/8/chartex" xmlns:cx2="http://schemas.microsoft.com/office/drawing/2015/10/21/chartex" xmlns:cx3="http://schemas.microsoft.com/office/drawing/2016/5/9/chartex" xmlns:cx4="http://schemas.microsoft.com/office/drawing/2016/5/10/chartex" xmlns:cx5="http://schemas.microsoft.com/office/drawing/2016/5/11/chartex" xmlns:cx6="http://schemas.microsoft.com/office/drawing/2016/5/12/chartex" xmlns:cx7="http://schemas.microsoft.com/office/drawing/2016/5/13/chartex" xmlns:cx8="http://schemas.microsoft.com/office/drawing/2016/5/14/chartex" xmlns:mc="http://schemas.openxmlformats.org/markup-compatibility/2006" xmlns:aink="http://schemas.microsoft.com/office/drawing/2016/ink" xmlns:am3d="http://schemas.microsoft.com/office/drawing/2017/model3d" xmlns:o="urn:schemas-microsoft-com:office:office" xmlns:r="http://schemas.openxmlformats.org/officeDocument/2006/relationships" xmlns:m="http://schemas.openxmlformats.org/officeDocument/2006/math" xmlns:v="urn:schemas-microsoft-com:vml" xmlns:wp14="http://schemas.microsoft.com/office/word/2010/wordprocessingDrawing" xmlns:wp="http://schemas.openxmlformats.org/drawingml/2006/wordprocessingDrawing" xmlns:w10="urn:schemas-microsoft-com:office:word" xmlns:w="http://schemas.openxmlformats.org/wordprocessingml/2006/main" xmlns:w14="http://schemas.microsoft.com/office/word/2010/wordml" xmlns:w15="http://schemas.microsoft.com/office/word/2012/wordml" xmlns:w16cex="http://schemas.microsoft.com/office/word/2018/wordml/cex" xmlns:w16cid="http://schemas.microsoft.com/office/word/2016/wordml/cid" xmlns:w16="http://schemas.microsoft.com/office/word/2018/wordml" xmlns:w16sdtdh="http://schemas.microsoft.com/office/word/2020/wordml/sdtdatahash" xmlns:w16se="http://schemas.microsoft.com/office/word/2015/wordml/symex" xmlns:wpg="http://schemas.microsoft.com/office/word/2010/wordprocessingGroup" xmlns:wpi="http://schemas.microsoft.com/office/word/2010/wordprocessingInk" xmlns:wne="http://schemas.microsoft.com/office/word/2006/wordml" xmlns:wps="http://schemas.microsoft.com/office/word/2010/wordprocessingShape" mc:Ignorable="w14 w15 w16se w16cid w16 w16cex w16sdtdh wp14">
+<w:endnotes xmlns:wpc="http://schemas.microsoft.com/office/word/2010/wordprocessingCanvas" xmlns:cx="http://schemas.microsoft.com/office/drawing/2014/chartex" xmlns:mc="http://schemas.openxmlformats.org/markup-compatibility/2006" xmlns:o="urn:schemas-microsoft-com:office:office" xmlns:r="http://schemas.openxmlformats.org/officeDocument/2006/relationships" xmlns:m="http://schemas.openxmlformats.org/officeDocument/2006/math" xmlns:v="urn:schemas-microsoft-com:vml" xmlns:wp14="http://schemas.microsoft.com/office/word/2010/wordprocessingDrawing" xmlns:wp="http://schemas.openxmlformats.org/drawingml/2006/wordprocessingDrawing" xmlns:w10="urn:schemas-microsoft-com:office:word" xmlns:w="http://schemas.openxmlformats.org/wordprocessingml/2006/main" xmlns:w14="http://schemas.microsoft.com/office/word/2010/wordml" xmlns:w15="http://schemas.microsoft.com/office/word/2012/wordml" xmlns:w16se="http://schemas.microsoft.com/office/word/2015/wordml/symex" xmlns:wpg="http://schemas.microsoft.com/office/word/2010/wordprocessingGroup" xmlns:wpi="http://schemas.microsoft.com/office/word/2010/wordprocessingInk" xmlns:wne="http://schemas.microsoft.com/office/word/2006/wordml" xmlns:wps="http://schemas.microsoft.com/office/word/2010/wordprocessingShape" mc:Ignorable="w14 w15 w16se wp14">
   <w:endnote w:type="separator" w:id="-1">
     <w:p>
       <w:r>
@@ -23587,7 +23785,7 @@
 </file>
 
 <file path=word/footnotes.xml><?xml version="1.0" encoding="utf-8"?>
-<w:footnotes xmlns:wpc="http://schemas.microsoft.com/office/word/2010/wordprocessingCanvas" xmlns:cx="http://schemas.microsoft.com/office/drawing/2014/chartex" xmlns:cx1="http://schemas.microsoft.com/office/drawing/2015/9/8/chartex" xmlns:cx2="http://schemas.microsoft.com/office/drawing/2015/10/21/chartex" xmlns:cx3="http://schemas.microsoft.com/office/drawing/2016/5/9/chartex" xmlns:cx4="http://schemas.microsoft.com/office/drawing/2016/5/10/chartex" xmlns:cx5="http://schemas.microsoft.com/office/drawing/2016/5/11/chartex" xmlns:cx6="http://schemas.microsoft.com/office/drawing/2016/5/12/chartex" xmlns:cx7="http://schemas.microsoft.com/office/drawing/2016/5/13/chartex" xmlns:cx8="http://schemas.microsoft.com/office/drawing/2016/5/14/chartex" xmlns:mc="http://schemas.openxmlformats.org/markup-compatibility/2006" xmlns:aink="http://schemas.microsoft.com/office/drawing/2016/ink" xmlns:am3d="http://schemas.microsoft.com/office/drawing/2017/model3d" xmlns:o="urn:schemas-microsoft-com:office:office" xmlns:r="http://schemas.openxmlformats.org/officeDocument/2006/relationships" xmlns:m="http://schemas.openxmlformats.org/officeDocument/2006/math" xmlns:v="urn:schemas-microsoft-com:vml" xmlns:wp14="http://schemas.microsoft.com/office/word/2010/wordprocessingDrawing" xmlns:wp="http://schemas.openxmlformats.org/drawingml/2006/wordprocessingDrawing" xmlns:w10="urn:schemas-microsoft-com:office:word" xmlns:w="http://schemas.openxmlformats.org/wordprocessingml/2006/main" xmlns:w14="http://schemas.microsoft.com/office/word/2010/wordml" xmlns:w15="http://schemas.microsoft.com/office/word/2012/wordml" xmlns:w16cex="http://schemas.microsoft.com/office/word/2018/wordml/cex" xmlns:w16cid="http://schemas.microsoft.com/office/word/2016/wordml/cid" xmlns:w16="http://schemas.microsoft.com/office/word/2018/wordml" xmlns:w16sdtdh="http://schemas.microsoft.com/office/word/2020/wordml/sdtdatahash" xmlns:w16se="http://schemas.microsoft.com/office/word/2015/wordml/symex" xmlns:wpg="http://schemas.microsoft.com/office/word/2010/wordprocessingGroup" xmlns:wpi="http://schemas.microsoft.com/office/word/2010/wordprocessingInk" xmlns:wne="http://schemas.microsoft.com/office/word/2006/wordml" xmlns:wps="http://schemas.microsoft.com/office/word/2010/wordprocessingShape" mc:Ignorable="w14 w15 w16se w16cid w16 w16cex w16sdtdh wp14">
+<w:footnotes xmlns:wpc="http://schemas.microsoft.com/office/word/2010/wordprocessingCanvas" xmlns:cx="http://schemas.microsoft.com/office/drawing/2014/chartex" xmlns:mc="http://schemas.openxmlformats.org/markup-compatibility/2006" xmlns:o="urn:schemas-microsoft-com:office:office" xmlns:r="http://schemas.openxmlformats.org/officeDocument/2006/relationships" xmlns:m="http://schemas.openxmlformats.org/officeDocument/2006/math" xmlns:v="urn:schemas-microsoft-com:vml" xmlns:wp14="http://schemas.microsoft.com/office/word/2010/wordprocessingDrawing" xmlns:wp="http://schemas.openxmlformats.org/drawingml/2006/wordprocessingDrawing" xmlns:w10="urn:schemas-microsoft-com:office:word" xmlns:w="http://schemas.openxmlformats.org/wordprocessingml/2006/main" xmlns:w14="http://schemas.microsoft.com/office/word/2010/wordml" xmlns:w15="http://schemas.microsoft.com/office/word/2012/wordml" xmlns:w16se="http://schemas.microsoft.com/office/word/2015/wordml/symex" xmlns:wpg="http://schemas.microsoft.com/office/word/2010/wordprocessingGroup" xmlns:wpi="http://schemas.microsoft.com/office/word/2010/wordprocessingInk" xmlns:wne="http://schemas.microsoft.com/office/word/2006/wordml" xmlns:wps="http://schemas.microsoft.com/office/word/2010/wordprocessingShape" mc:Ignorable="w14 w15 w16se wp14">
   <w:footnote w:type="separator" w:id="-1">
     <w:p>
       <w:r>
@@ -23606,7 +23804,7 @@
 </file>
 
 <file path=word/styles.xml><?xml version="1.0" encoding="utf-8"?>
-<w:styles xmlns:mc="http://schemas.openxmlformats.org/markup-compatibility/2006" xmlns:r="http://schemas.openxmlformats.org/officeDocument/2006/relationships" xmlns:w="http://schemas.openxmlformats.org/wordprocessingml/2006/main" xmlns:w14="http://schemas.microsoft.com/office/word/2010/wordml" xmlns:w15="http://schemas.microsoft.com/office/word/2012/wordml" xmlns:w16cex="http://schemas.microsoft.com/office/word/2018/wordml/cex" xmlns:w16cid="http://schemas.microsoft.com/office/word/2016/wordml/cid" xmlns:w16="http://schemas.microsoft.com/office/word/2018/wordml" xmlns:w16sdtdh="http://schemas.microsoft.com/office/word/2020/wordml/sdtdatahash" xmlns:w16se="http://schemas.microsoft.com/office/word/2015/wordml/symex" mc:Ignorable="w14 w15 w16se w16cid w16 w16cex w16sdtdh">
+<w:styles xmlns:mc="http://schemas.openxmlformats.org/markup-compatibility/2006" xmlns:r="http://schemas.openxmlformats.org/officeDocument/2006/relationships" xmlns:w="http://schemas.openxmlformats.org/wordprocessingml/2006/main" xmlns:w14="http://schemas.microsoft.com/office/word/2010/wordml" xmlns:w15="http://schemas.microsoft.com/office/word/2012/wordml" xmlns:w16se="http://schemas.microsoft.com/office/word/2015/wordml/symex" mc:Ignorable="w14 w15 w16se">
   <w:docDefaults>
     <w:rPrDefault>
       <w:rPr>
@@ -23619,7 +23817,7 @@
     </w:rPrDefault>
     <w:pPrDefault/>
   </w:docDefaults>
-  <w:latentStyles w:defLockedState="0" w:defUIPriority="99" w:defSemiHidden="0" w:defUnhideWhenUsed="0" w:defQFormat="0" w:count="376">
+  <w:latentStyles w:defLockedState="0" w:defUIPriority="99" w:defSemiHidden="0" w:defUnhideWhenUsed="0" w:defQFormat="0" w:count="371">
     <w:lsdException w:name="Normal" w:uiPriority="0" w:qFormat="1"/>
     <w:lsdException w:name="heading 1" w:uiPriority="9" w:qFormat="1"/>
     <w:lsdException w:name="heading 2" w:semiHidden="1" w:uiPriority="9" w:unhideWhenUsed="1" w:qFormat="1"/>
@@ -23991,11 +24189,6 @@
     <w:lsdException w:name="List Table 5 Dark Accent 6" w:uiPriority="50"/>
     <w:lsdException w:name="List Table 6 Colorful Accent 6" w:uiPriority="51"/>
     <w:lsdException w:name="List Table 7 Colorful Accent 6" w:uiPriority="52"/>
-    <w:lsdException w:name="Mention" w:semiHidden="1" w:unhideWhenUsed="1"/>
-    <w:lsdException w:name="Smart Hyperlink" w:semiHidden="1" w:unhideWhenUsed="1"/>
-    <w:lsdException w:name="Hashtag" w:semiHidden="1" w:unhideWhenUsed="1"/>
-    <w:lsdException w:name="Unresolved Mention" w:semiHidden="1" w:unhideWhenUsed="1"/>
-    <w:lsdException w:name="Smart Link" w:semiHidden="1" w:unhideWhenUsed="1"/>
   </w:latentStyles>
   <w:style w:type="paragraph" w:default="1" w:styleId="a">
     <w:name w:val="Normal"/>
@@ -24403,4 +24596,16 @@
     </a:ext>
   </a:extLst>
 </a:theme>
+</file>
+
+<file path=customXml/item1.xml><?xml version="1.0" encoding="utf-8"?>
+<b:Sources xmlns:b="http://schemas.openxmlformats.org/officeDocument/2006/bibliography" xmlns="http://schemas.openxmlformats.org/officeDocument/2006/bibliography" SelectedStyle="\APASixthEditionOfficeOnline.xsl" StyleName="APA" Version="6"/>
+</file>
+
+<file path=customXml/itemProps1.xml><?xml version="1.0" encoding="utf-8"?>
+<ds:datastoreItem xmlns:ds="http://schemas.openxmlformats.org/officeDocument/2006/customXml" ds:itemID="{122BCDFA-EF46-4A81-A6E2-01D03E0882DD}">
+  <ds:schemaRefs>
+    <ds:schemaRef ds:uri="http://schemas.openxmlformats.org/officeDocument/2006/bibliography"/>
+  </ds:schemaRefs>
+</ds:datastoreItem>
 </file>